--- a/diplom/Задание_на_ДП.docx
+++ b/diplom/Задание_на_ДП.docx
@@ -1230,7 +1230,7 @@
               <w:rPr>
                 <w:lang w:val="en-US"/>
               </w:rPr>
-              <w:t>Linux</w:t>
+              <w:t>Windows 11</w:t>
             </w:r>
             <w:r>
               <w:t>. Язык программирования –</w:t>
@@ -1264,10 +1264,10 @@
           <w:p>
             <w:pPr>
               <w:jc w:val="both"/>
-              <w:rPr>
-                <w:highlight w:val="yellow"/>
-              </w:rPr>
-            </w:pPr>
+            </w:pPr>
+            <w:r>
+              <w:t>Перечень выполняемых функций: организация многопользовательского взаимодействия</w:t>
+            </w:r>
           </w:p>
         </w:tc>
       </w:tr>
@@ -1279,7 +1279,19 @@
           <w:p>
             <w:pPr>
               <w:jc w:val="both"/>
-            </w:pPr>
+              <w:rPr>
+                <w:lang w:val="en-US"/>
+              </w:rPr>
+            </w:pPr>
+            <w:r>
+              <w:t>в онлайн</w:t>
+            </w:r>
+            <w:r>
+              <w:t xml:space="preserve"> </w:t>
+            </w:r>
+            <w:r>
+              <w:t>игре в режиме реального времени; синхронизация состояния игрового мира</w:t>
+            </w:r>
           </w:p>
         </w:tc>
       </w:tr>
@@ -1292,6 +1304,15 @@
             <w:pPr>
               <w:jc w:val="both"/>
             </w:pPr>
+            <w:r>
+              <w:t>между клиентами;</w:t>
+            </w:r>
+            <w:r>
+              <w:t xml:space="preserve"> </w:t>
+            </w:r>
+            <w:r>
+              <w:t xml:space="preserve">моделирование движения игровых объектов и обработка </w:t>
+            </w:r>
           </w:p>
         </w:tc>
       </w:tr>
@@ -1300,7 +1321,17 @@
           <w:tcPr>
             <w:tcW w:w="9246" w:type="dxa"/>
           </w:tcPr>
-          <w:p/>
+          <w:p>
+            <w:r>
+              <w:t>столкновений; управление игровыми</w:t>
+            </w:r>
+            <w:r>
+              <w:t xml:space="preserve"> </w:t>
+            </w:r>
+            <w:r>
+              <w:t xml:space="preserve">сессиями и пользовательским вводом; генерация </w:t>
+            </w:r>
+          </w:p>
         </w:tc>
       </w:tr>
       <w:tr>
@@ -1308,7 +1339,20 @@
           <w:tcPr>
             <w:tcW w:w="9246" w:type="dxa"/>
           </w:tcPr>
-          <w:p/>
+          <w:p>
+            <w:r>
+              <w:t>игровых лабиринтов; хранение и воспроизведение</w:t>
+            </w:r>
+            <w:r>
+              <w:t xml:space="preserve"> </w:t>
+            </w:r>
+            <w:r>
+              <w:t>повторов матчей</w:t>
+            </w:r>
+            <w:r>
+              <w:t>.</w:t>
+            </w:r>
+          </w:p>
         </w:tc>
       </w:tr>
       <w:tr>
@@ -1316,7 +1360,11 @@
           <w:tcPr>
             <w:tcW w:w="9246" w:type="dxa"/>
           </w:tcPr>
-          <w:p/>
+          <w:p>
+            <w:r>
+              <w:t xml:space="preserve">Назначение разработки: создание программного средства для организации </w:t>
+            </w:r>
+          </w:p>
         </w:tc>
       </w:tr>
       <w:tr>
@@ -1324,7 +1372,20 @@
           <w:tcPr>
             <w:tcW w:w="9246" w:type="dxa"/>
           </w:tcPr>
-          <w:p/>
+          <w:p>
+            <w:r>
+              <w:t>м</w:t>
+            </w:r>
+            <w:r>
+              <w:t>ногопользовательского</w:t>
+            </w:r>
+            <w:r>
+              <w:t xml:space="preserve"> </w:t>
+            </w:r>
+            <w:r>
+              <w:t xml:space="preserve">игрового взаимодействия в режиме реального времени с </w:t>
+            </w:r>
+          </w:p>
         </w:tc>
       </w:tr>
       <w:tr>
@@ -1332,15 +1393,20 @@
           <w:tcPr>
             <w:tcW w:w="9246" w:type="dxa"/>
           </w:tcPr>
-          <w:p/>
-        </w:tc>
-      </w:tr>
-      <w:tr>
-        <w:tc>
-          <w:tcPr>
-            <w:tcW w:w="9246" w:type="dxa"/>
-          </w:tcPr>
-          <w:p/>
+          <w:p>
+            <w:r>
+              <w:t>поддержкой физической симуляции и</w:t>
+            </w:r>
+            <w:r>
+              <w:t xml:space="preserve"> </w:t>
+            </w:r>
+            <w:r>
+              <w:t>синхронизации состояния игрового мира</w:t>
+            </w:r>
+            <w:r>
+              <w:t>.</w:t>
+            </w:r>
+          </w:p>
         </w:tc>
       </w:tr>
     </w:tbl>
@@ -1397,16 +1463,7 @@
           </w:tcPr>
           <w:p>
             <w:r>
-              <w:t>Анализ</w:t>
-            </w:r>
-            <w:r>
-              <w:t xml:space="preserve"> </w:t>
-            </w:r>
-            <w:r>
-              <w:t>предметной области, существующих решений и формирование требований</w:t>
-            </w:r>
-            <w:r>
-              <w:t xml:space="preserve"> </w:t>
+              <w:t xml:space="preserve">Анализ литературных источников, прототипов и формирование требований к </w:t>
             </w:r>
           </w:p>
         </w:tc>
@@ -1418,7 +1475,7 @@
           </w:tcPr>
           <w:p>
             <w:r>
-              <w:t>Моделирование предметной области и разработка функциональных требований</w:t>
+              <w:t>проектируемому программному средству</w:t>
             </w:r>
           </w:p>
         </w:tc>
@@ -1430,7 +1487,7 @@
           </w:tcPr>
           <w:p>
             <w:r>
-              <w:t>Проектирование программного средства</w:t>
+              <w:t>Анализ требований к ПС и разработка функциональных требований</w:t>
             </w:r>
           </w:p>
         </w:tc>
@@ -1442,7 +1499,7 @@
           </w:tcPr>
           <w:p>
             <w:r>
-              <w:t>Программная реализация и архитектура специализированных подсистем</w:t>
+              <w:t>Проектирование программного средства</w:t>
             </w:r>
           </w:p>
         </w:tc>
@@ -1454,7 +1511,7 @@
           </w:tcPr>
           <w:p>
             <w:r>
-              <w:t>Тестирование, проверка работоспособности и анализ полученных результатов</w:t>
+              <w:t>Конструирование программного средства</w:t>
             </w:r>
           </w:p>
         </w:tc>
@@ -1466,7 +1523,7 @@
           </w:tcPr>
           <w:p>
             <w:r>
-              <w:t>Методика использования программного средства</w:t>
+              <w:t>Тестирование и проверка работоспособности программного средства</w:t>
             </w:r>
           </w:p>
         </w:tc>
@@ -1478,7 +1535,7 @@
           </w:tcPr>
           <w:p>
             <w:r>
-              <w:t>Технико-экономическое обоснование разработки программного средства</w:t>
+              <w:t>Методика использования программного средства</w:t>
             </w:r>
           </w:p>
         </w:tc>
@@ -1488,7 +1545,11 @@
           <w:tcPr>
             <w:tcW w:w="9246" w:type="dxa"/>
           </w:tcPr>
-          <w:p/>
+          <w:p>
+            <w:r>
+              <w:t>Технико-экономическое обоснование разработки программного средства</w:t>
+            </w:r>
+          </w:p>
         </w:tc>
       </w:tr>
       <w:tr>
@@ -1496,7 +1557,23 @@
           <w:tcPr>
             <w:tcW w:w="9246" w:type="dxa"/>
           </w:tcPr>
-          <w:p/>
+          <w:p>
+            <w:r>
+              <w:t xml:space="preserve">многопользовательского взаимодействия в онлайн игре с физической моделью на </w:t>
+            </w:r>
+          </w:p>
+        </w:tc>
+      </w:tr>
+      <w:tr>
+        <w:tc>
+          <w:tcPr>
+            <w:tcW w:w="9246" w:type="dxa"/>
+          </w:tcPr>
+          <w:p>
+            <w:r>
+              <w:t>JavaScript-платформе</w:t>
+            </w:r>
+          </w:p>
         </w:tc>
       </w:tr>
     </w:tbl>

--- a/diplom/Задание_на_ДП.docx
+++ b/diplom/Задание_на_ДП.docx
@@ -1230,7 +1230,10 @@
               <w:rPr>
                 <w:lang w:val="en-US"/>
               </w:rPr>
-              <w:t>Windows 11</w:t>
+              <w:t>Windows</w:t>
+            </w:r>
+            <w:r>
+              <w:t xml:space="preserve"> 11</w:t>
             </w:r>
             <w:r>
               <w:t>. Язык программирования –</w:t>
@@ -1279,18 +1282,9 @@
           <w:p>
             <w:pPr>
               <w:jc w:val="both"/>
-              <w:rPr>
-                <w:lang w:val="en-US"/>
-              </w:rPr>
-            </w:pPr>
-            <w:r>
-              <w:t>в онлайн</w:t>
-            </w:r>
-            <w:r>
-              <w:t xml:space="preserve"> </w:t>
-            </w:r>
-            <w:r>
-              <w:t>игре в режиме реального времени; синхронизация состояния игрового мира</w:t>
+            </w:pPr>
+            <w:r>
+              <w:t>в онлайн игре в режиме реального времени; синхронизация состояния игрового мира</w:t>
             </w:r>
           </w:p>
         </w:tc>
@@ -1305,13 +1299,7 @@
               <w:jc w:val="both"/>
             </w:pPr>
             <w:r>
-              <w:t>между клиентами;</w:t>
-            </w:r>
-            <w:r>
-              <w:t xml:space="preserve"> </w:t>
-            </w:r>
-            <w:r>
-              <w:t xml:space="preserve">моделирование движения игровых объектов и обработка </w:t>
+              <w:t xml:space="preserve">между клиентами; моделирование движения игровых объектов и обработка </w:t>
             </w:r>
           </w:p>
         </w:tc>
@@ -1323,13 +1311,7 @@
           </w:tcPr>
           <w:p>
             <w:r>
-              <w:t>столкновений; управление игровыми</w:t>
-            </w:r>
-            <w:r>
-              <w:t xml:space="preserve"> </w:t>
-            </w:r>
-            <w:r>
-              <w:t xml:space="preserve">сессиями и пользовательским вводом; генерация </w:t>
+              <w:t xml:space="preserve">столкновений; управление игровыми сессиями и пользовательским вводом; генерация </w:t>
             </w:r>
           </w:p>
         </w:tc>
@@ -1341,16 +1323,7 @@
           </w:tcPr>
           <w:p>
             <w:r>
-              <w:t>игровых лабиринтов; хранение и воспроизведение</w:t>
-            </w:r>
-            <w:r>
-              <w:t xml:space="preserve"> </w:t>
-            </w:r>
-            <w:r>
-              <w:t>повторов матчей</w:t>
-            </w:r>
-            <w:r>
-              <w:t>.</w:t>
+              <w:t>игровых лабиринтов; хранение и воспроизведение повторов матчей.</w:t>
             </w:r>
           </w:p>
         </w:tc>
@@ -1377,13 +1350,7 @@
               <w:t>м</w:t>
             </w:r>
             <w:r>
-              <w:t>ногопользовательского</w:t>
-            </w:r>
-            <w:r>
-              <w:t xml:space="preserve"> </w:t>
-            </w:r>
-            <w:r>
-              <w:t xml:space="preserve">игрового взаимодействия в режиме реального времени с </w:t>
+              <w:t xml:space="preserve">ногопользовательского игрового взаимодействия в режиме реального времени с </w:t>
             </w:r>
           </w:p>
         </w:tc>
@@ -1878,32 +1845,28 @@
                 <w:sz w:val="22"/>
                 <w:szCs w:val="22"/>
               </w:rPr>
-              <w:t xml:space="preserve">Диаграмма </w:t>
-            </w:r>
-            <w:proofErr w:type="spellStart"/>
-            <w:proofErr w:type="gramStart"/>
+              <w:t>Диаграмма развертывания.</w:t>
+            </w:r>
             <w:r>
               <w:rPr>
                 <w:sz w:val="22"/>
                 <w:szCs w:val="22"/>
               </w:rPr>
-              <w:t>развертывания.</w:t>
+              <w:t xml:space="preserve"> </w:t>
             </w:r>
             <w:r>
               <w:rPr>
                 <w:sz w:val="22"/>
                 <w:szCs w:val="22"/>
               </w:rPr>
-              <w:t>Плакат</w:t>
-            </w:r>
-            <w:proofErr w:type="spellEnd"/>
-            <w:proofErr w:type="gramEnd"/>
+              <w:t xml:space="preserve">Плакат </w:t>
+            </w:r>
             <w:r>
               <w:rPr>
                 <w:sz w:val="22"/>
                 <w:szCs w:val="22"/>
               </w:rPr>
-              <w:t xml:space="preserve"> – формат А1, лист 1.</w:t>
+              <w:t>– формат А1, лист 1.</w:t>
             </w:r>
           </w:p>
         </w:tc>
@@ -2091,21 +2054,12 @@
                 <w:szCs w:val="26"/>
               </w:rPr>
             </w:pPr>
-            <w:proofErr w:type="spellStart"/>
-            <w:r>
-              <w:rPr>
-                <w:sz w:val="28"/>
-                <w:szCs w:val="26"/>
-              </w:rPr>
-              <w:t>Болтак</w:t>
-            </w:r>
-            <w:proofErr w:type="spellEnd"/>
-            <w:r>
-              <w:rPr>
-                <w:sz w:val="28"/>
-                <w:szCs w:val="26"/>
-              </w:rPr>
-              <w:t xml:space="preserve"> С. В</w:t>
+            <w:r>
+              <w:rPr>
+                <w:sz w:val="28"/>
+                <w:szCs w:val="26"/>
+              </w:rPr>
+              <w:t>Болтак С. В</w:t>
             </w:r>
             <w:r>
               <w:rPr>
@@ -5359,6 +5313,7 @@
   <w:style w:type="character" w:default="1" w:styleId="a0">
     <w:name w:val="Default Paragraph Font"/>
     <w:uiPriority w:val="1"/>
+    <w:semiHidden/>
     <w:unhideWhenUsed/>
   </w:style>
   <w:style w:type="table" w:default="1" w:styleId="a1">
